--- a/Files/06 - Yom Tov/13 - Shmini Atzeres/5784/Shmini Atzeres 5784.docx
+++ b/Files/06 - Yom Tov/13 - Shmini Atzeres/5784/Shmini Atzeres 5784.docx
@@ -597,7 +597,7 @@
         <w:rPr>
           <w:rFonts w:ascii="Times New Roman" w:hAnsi="Times New Roman" w:cs="Times New Roman"/>
         </w:rPr>
-        <w:t>Hashem, Hashem does their</w:t>
+        <w:t xml:space="preserve">Hashem, Hashem does their </w:t>
       </w:r>
       <w:r>
         <w:rPr>
@@ -3552,7 +3552,7 @@
         <w:rPr>
           <w:rFonts w:ascii="Times New Roman" w:hAnsi="Times New Roman" w:cs="Times New Roman"/>
         </w:rPr>
-        <w:t>did that too. You also told us to be</w:t>
+        <w:t xml:space="preserve">did that too. You also told us to be </w:t>
       </w:r>
       <w:r>
         <w:rPr>

--- a/Files/06 - Yom Tov/13 - Shmini Atzeres/5784/Shmini Atzeres 5784.docx
+++ b/Files/06 - Yom Tov/13 - Shmini Atzeres/5784/Shmini Atzeres 5784.docx
@@ -3772,7 +3772,7 @@
           <w:rFonts w:ascii="Times New Roman" w:hAnsi="Times New Roman" w:cs="Times New Roman"/>
           <w:rtl/>
         </w:rPr>
-        <w:t>"</w:t>
+        <w:t>״</w:t>
       </w:r>
       <w:r>
         <w:rPr>
@@ -4264,7 +4264,7 @@
           <w:rFonts w:ascii="Times New Roman" w:hAnsi="Times New Roman" w:cs="Times New Roman"/>
           <w:rtl/>
         </w:rPr>
-        <w:t>"</w:t>
+        <w:t>״</w:t>
       </w:r>
       <w:r>
         <w:rPr>
@@ -4292,7 +4292,7 @@
           <w:rFonts w:ascii="Times New Roman" w:hAnsi="Times New Roman" w:cs="Times New Roman"/>
           <w:rtl/>
         </w:rPr>
-        <w:t>"</w:t>
+        <w:t>״</w:t>
       </w:r>
       <w:r>
         <w:rPr>

--- a/Files/06 - Yom Tov/13 - Shmini Atzeres/5784/Shmini Atzeres 5784.docx
+++ b/Files/06 - Yom Tov/13 - Shmini Atzeres/5784/Shmini Atzeres 5784.docx
@@ -597,7 +597,7 @@
         <w:rPr>
           <w:rFonts w:ascii="Times New Roman" w:hAnsi="Times New Roman" w:cs="Times New Roman"/>
         </w:rPr>
-        <w:t xml:space="preserve">Hashem, Hashem does their </w:t>
+        <w:t>Hashem, Hashem does their</w:t>
       </w:r>
       <w:r>
         <w:rPr>
@@ -2051,7 +2051,19 @@
         <w:rPr>
           <w:rFonts w:ascii="Times New Roman" w:hAnsi="Times New Roman" w:cs="Times New Roman"/>
         </w:rPr>
-        <w:t xml:space="preserve">He said “Every </w:t>
+        <w:t>He said</w:t>
+      </w:r>
+      <w:r>
+        <w:rPr>
+          <w:rFonts w:ascii="Times New Roman" w:hAnsi="Times New Roman" w:cs="Times New Roman"/>
+        </w:rPr>
+        <w:t>,</w:t>
+      </w:r>
+      <w:r>
+        <w:rPr>
+          <w:rFonts w:ascii="Times New Roman" w:hAnsi="Times New Roman" w:cs="Times New Roman"/>
+        </w:rPr>
+        <w:t xml:space="preserve"> “Every </w:t>
       </w:r>
       <w:r>
         <w:rPr>
@@ -3552,7 +3564,7 @@
         <w:rPr>
           <w:rFonts w:ascii="Times New Roman" w:hAnsi="Times New Roman" w:cs="Times New Roman"/>
         </w:rPr>
-        <w:t xml:space="preserve">did that too. You also told us to be </w:t>
+        <w:t>did that too. You also told us to be</w:t>
       </w:r>
       <w:r>
         <w:rPr>
@@ -3772,7 +3784,7 @@
           <w:rFonts w:ascii="Times New Roman" w:hAnsi="Times New Roman" w:cs="Times New Roman"/>
           <w:rtl/>
         </w:rPr>
-        <w:t>״</w:t>
+        <w:t>"</w:t>
       </w:r>
       <w:r>
         <w:rPr>
@@ -4264,7 +4276,7 @@
           <w:rFonts w:ascii="Times New Roman" w:hAnsi="Times New Roman" w:cs="Times New Roman"/>
           <w:rtl/>
         </w:rPr>
-        <w:t>״</w:t>
+        <w:t>"</w:t>
       </w:r>
       <w:r>
         <w:rPr>
@@ -4292,7 +4304,7 @@
           <w:rFonts w:ascii="Times New Roman" w:hAnsi="Times New Roman" w:cs="Times New Roman"/>
           <w:rtl/>
         </w:rPr>
-        <w:t>״</w:t>
+        <w:t>"</w:t>
       </w:r>
       <w:r>
         <w:rPr>

--- a/Files/06 - Yom Tov/13 - Shmini Atzeres/5784/Shmini Atzeres 5784.docx
+++ b/Files/06 - Yom Tov/13 - Shmini Atzeres/5784/Shmini Atzeres 5784.docx
@@ -597,7 +597,7 @@
         <w:rPr>
           <w:rFonts w:ascii="Times New Roman" w:hAnsi="Times New Roman" w:cs="Times New Roman"/>
         </w:rPr>
-        <w:t>Hashem, Hashem does their</w:t>
+        <w:t xml:space="preserve">Hashem, Hashem does their </w:t>
       </w:r>
       <w:r>
         <w:rPr>
@@ -3564,7 +3564,7 @@
         <w:rPr>
           <w:rFonts w:ascii="Times New Roman" w:hAnsi="Times New Roman" w:cs="Times New Roman"/>
         </w:rPr>
-        <w:t>did that too. You also told us to be</w:t>
+        <w:t xml:space="preserve">did that too. You also told us to be </w:t>
       </w:r>
       <w:r>
         <w:rPr>
@@ -3784,7 +3784,7 @@
           <w:rFonts w:ascii="Times New Roman" w:hAnsi="Times New Roman" w:cs="Times New Roman"/>
           <w:rtl/>
         </w:rPr>
-        <w:t>"</w:t>
+        <w:t>״</w:t>
       </w:r>
       <w:r>
         <w:rPr>
@@ -4276,7 +4276,7 @@
           <w:rFonts w:ascii="Times New Roman" w:hAnsi="Times New Roman" w:cs="Times New Roman"/>
           <w:rtl/>
         </w:rPr>
-        <w:t>"</w:t>
+        <w:t>״</w:t>
       </w:r>
       <w:r>
         <w:rPr>
@@ -4304,7 +4304,7 @@
           <w:rFonts w:ascii="Times New Roman" w:hAnsi="Times New Roman" w:cs="Times New Roman"/>
           <w:rtl/>
         </w:rPr>
-        <w:t>"</w:t>
+        <w:t>״</w:t>
       </w:r>
       <w:r>
         <w:rPr>
